--- a/courseware/LG-CompTIA Network+ (N10-009).docx
+++ b/courseware/LG-CompTIA Network+ (N10-009).docx
@@ -218,7 +218,7 @@
           <w:color w:val="1F6FEB"/>
           <w:sz w:val="24"/>
         </w:rPr>
-        <w:t>Version 2.0</w:t>
+        <w:t>Version 2.1</w:t>
       </w:r>
     </w:p>
     <w:p>
@@ -438,6 +438,64 @@
           </w:p>
         </w:tc>
       </w:tr>
+      <w:tr>
+        <w:tc>
+          <w:tcPr>
+            <w:tcW w:type="dxa" w:w="2160"/>
+          </w:tcPr>
+          <w:p>
+            <w:r/>
+            <w:r>
+              <w:rPr>
+                <w:sz w:val="19"/>
+              </w:rPr>
+              <w:t>2.1</w:t>
+            </w:r>
+          </w:p>
+        </w:tc>
+        <w:tc>
+          <w:tcPr>
+            <w:tcW w:type="dxa" w:w="2160"/>
+          </w:tcPr>
+          <w:p>
+            <w:r/>
+            <w:r>
+              <w:rPr>
+                <w:sz w:val="19"/>
+              </w:rPr>
+              <w:t>19 August 2026</w:t>
+            </w:r>
+          </w:p>
+        </w:tc>
+        <w:tc>
+          <w:tcPr>
+            <w:tcW w:type="dxa" w:w="2160"/>
+          </w:tcPr>
+          <w:p>
+            <w:r/>
+            <w:r>
+              <w:rPr>
+                <w:sz w:val="19"/>
+              </w:rPr>
+              <w:t>Added runnable lab assets to all 36 labs (80 setup/run/verify/cleanup scripts, 15 service config files, 17 CSV data sets, 36 checklists); new 'What Ships With Every Lab' slide; per-lab 'Files provided with this lab' sections. Slide references rebuilt against the 523-slide deck.</w:t>
+            </w:r>
+          </w:p>
+        </w:tc>
+        <w:tc>
+          <w:tcPr>
+            <w:tcW w:type="dxa" w:w="2160"/>
+          </w:tcPr>
+          <w:p>
+            <w:r/>
+            <w:r>
+              <w:rPr>
+                <w:sz w:val="19"/>
+              </w:rPr>
+              <w:t>Dr. Alfred Ang</w:t>
+            </w:r>
+          </w:p>
+        </w:tc>
+      </w:tr>
     </w:tbl>
     <w:p>
       <w:r>
@@ -530,7 +588,7 @@
         </w:rPr>
         <w:t>Domain 1.0 — Networking Concepts  (23%)</w:t>
         <w:tab/>
-        <w:t>6</w:t>
+        <w:t>7</w:t>
       </w:r>
     </w:p>
     <w:p>
@@ -570,7 +628,7 @@
         </w:rPr>
         <w:t>Lab 2 — IPv4 Subnetting and CIDR</w:t>
         <w:tab/>
-        <w:t>8</w:t>
+        <w:t>9</w:t>
       </w:r>
     </w:p>
     <w:p>
@@ -590,7 +648,7 @@
         </w:rPr>
         <w:t>Lab 3 — IPv6 Addressing and Link-Local</w:t>
         <w:tab/>
-        <w:t>10</w:t>
+        <w:t>11</w:t>
       </w:r>
     </w:p>
     <w:p>
@@ -610,7 +668,7 @@
         </w:rPr>
         <w:t>Lab 4 — Common Ports and Protocols</w:t>
         <w:tab/>
-        <w:t>11</w:t>
+        <w:t>13</w:t>
       </w:r>
     </w:p>
     <w:p>
@@ -630,7 +688,7 @@
         </w:rPr>
         <w:t>Lab 5 — DNS Record Types</w:t>
         <w:tab/>
-        <w:t>13</w:t>
+        <w:t>15</w:t>
       </w:r>
     </w:p>
     <w:p>
@@ -650,7 +708,7 @@
         </w:rPr>
         <w:t>Lab 6 — DHCP Lease Capture (DORA)</w:t>
         <w:tab/>
-        <w:t>14</w:t>
+        <w:t>17</w:t>
       </w:r>
     </w:p>
     <w:p>
@@ -670,7 +728,7 @@
         </w:rPr>
         <w:t>Lab 7 — Simulating a Cloud VPC with Namespaces</w:t>
         <w:tab/>
-        <w:t>16</w:t>
+        <w:t>18</w:t>
       </w:r>
     </w:p>
     <w:p>
@@ -689,7 +747,7 @@
         </w:rPr>
         <w:t>Domain 2.0 — Network Implementation  (20%)</w:t>
         <w:tab/>
-        <w:t>18</w:t>
+        <w:t>20</w:t>
       </w:r>
     </w:p>
     <w:p>
@@ -709,7 +767,7 @@
         </w:rPr>
         <w:t>Lab 8 — Static Routing Between Two Subnets</w:t>
         <w:tab/>
-        <w:t>18</w:t>
+        <w:t>20</w:t>
       </w:r>
     </w:p>
     <w:p>
@@ -729,7 +787,7 @@
         </w:rPr>
         <w:t>Lab 9 — 802.1Q VLAN Tagging</w:t>
         <w:tab/>
-        <w:t>19</w:t>
+        <w:t>22</w:t>
       </w:r>
     </w:p>
     <w:p>
@@ -749,7 +807,7 @@
         </w:rPr>
         <w:t>Lab 10 — Link Aggregation (LACP Bond)</w:t>
         <w:tab/>
-        <w:t>21</w:t>
+        <w:t>24</w:t>
       </w:r>
     </w:p>
     <w:p>
@@ -769,7 +827,7 @@
         </w:rPr>
         <w:t>Lab 11 — Wireless Concepts and Channel Survey</w:t>
         <w:tab/>
-        <w:t>23</w:t>
+        <w:t>26</w:t>
       </w:r>
     </w:p>
     <w:p>
@@ -789,7 +847,7 @@
         </w:rPr>
         <w:t>Lab 12 — NAT and PAT with iptables</w:t>
         <w:tab/>
-        <w:t>24</w:t>
+        <w:t>28</w:t>
       </w:r>
     </w:p>
     <w:p>
@@ -809,7 +867,7 @@
         </w:rPr>
         <w:t>Lab 13 — DHCP Server with isc-dhcp-server</w:t>
         <w:tab/>
-        <w:t>26</w:t>
+        <w:t>29</w:t>
       </w:r>
     </w:p>
     <w:p>
@@ -829,7 +887,7 @@
         </w:rPr>
         <w:t>Lab 14 — Authoritative DNS with BIND9</w:t>
         <w:tab/>
-        <w:t>27</w:t>
+        <w:t>31</w:t>
       </w:r>
     </w:p>
     <w:p>
@@ -848,7 +906,7 @@
         </w:rPr>
         <w:t>Domain 3.0 — Network Operations  (19%)</w:t>
         <w:tab/>
-        <w:t>29</w:t>
+        <w:t>33</w:t>
       </w:r>
     </w:p>
     <w:p>
@@ -868,7 +926,7 @@
         </w:rPr>
         <w:t>Lab 15 — SNMP Monitoring</w:t>
         <w:tab/>
-        <w:t>29</w:t>
+        <w:t>33</w:t>
       </w:r>
     </w:p>
     <w:p>
@@ -888,7 +946,7 @@
         </w:rPr>
         <w:t>Lab 16 — NetFlow Analysis with nfdump</w:t>
         <w:tab/>
-        <w:t>31</w:t>
+        <w:t>35</w:t>
       </w:r>
     </w:p>
     <w:p>
@@ -908,7 +966,7 @@
         </w:rPr>
         <w:t>Lab 17 — Centralised Logging with Rsyslog</w:t>
         <w:tab/>
-        <w:t>32</w:t>
+        <w:t>37</w:t>
       </w:r>
     </w:p>
     <w:p>
@@ -928,7 +986,7 @@
         </w:rPr>
         <w:t>Lab 18 — Time Synchronisation with Chrony</w:t>
         <w:tab/>
-        <w:t>34</w:t>
+        <w:t>39</w:t>
       </w:r>
     </w:p>
     <w:p>
@@ -948,7 +1006,7 @@
         </w:rPr>
         <w:t>Lab 19 — Configuration Backup with Git</w:t>
         <w:tab/>
-        <w:t>36</w:t>
+        <w:t>41</w:t>
       </w:r>
     </w:p>
     <w:p>
@@ -968,7 +1026,7 @@
         </w:rPr>
         <w:t>Lab 20 — Performance Baseline with iperf3</w:t>
         <w:tab/>
-        <w:t>37</w:t>
+        <w:t>43</w:t>
       </w:r>
     </w:p>
     <w:p>
@@ -987,7 +1045,7 @@
         </w:rPr>
         <w:t>Domain 4.0 — Network Security  (14%)</w:t>
         <w:tab/>
-        <w:t>39</w:t>
+        <w:t>45</w:t>
       </w:r>
     </w:p>
     <w:p>
@@ -1007,7 +1065,7 @@
         </w:rPr>
         <w:t>Lab 21 — Host Firewall with UFW</w:t>
         <w:tab/>
-        <w:t>39</w:t>
+        <w:t>45</w:t>
       </w:r>
     </w:p>
     <w:p>
@@ -1027,7 +1085,7 @@
         </w:rPr>
         <w:t>Lab 22 — TLS Certificate with OpenSSL and Nginx</w:t>
         <w:tab/>
-        <w:t>41</w:t>
+        <w:t>47</w:t>
       </w:r>
     </w:p>
     <w:p>
@@ -1047,7 +1105,7 @@
         </w:rPr>
         <w:t>Lab 23 — SSH Hardening with Key Authentication</w:t>
         <w:tab/>
-        <w:t>42</w:t>
+        <w:t>49</w:t>
       </w:r>
     </w:p>
     <w:p>
@@ -1067,7 +1125,7 @@
         </w:rPr>
         <w:t>Lab 24 — Site-to-Site VPN with WireGuard</w:t>
         <w:tab/>
-        <w:t>44</w:t>
+        <w:t>51</w:t>
       </w:r>
     </w:p>
     <w:p>
@@ -1087,7 +1145,7 @@
         </w:rPr>
         <w:t>Lab 25 — Port Scanning and Service Hardening</w:t>
         <w:tab/>
-        <w:t>46</w:t>
+        <w:t>53</w:t>
       </w:r>
     </w:p>
     <w:p>
@@ -1107,7 +1165,7 @@
         </w:rPr>
         <w:t>Lab 26 — Intrusion Detection with Suricata</w:t>
         <w:tab/>
-        <w:t>48</w:t>
+        <w:t>55</w:t>
       </w:r>
     </w:p>
     <w:p>
@@ -1127,7 +1185,7 @@
         </w:rPr>
         <w:t>Lab 27 — Building an ACL with iptables</w:t>
         <w:tab/>
-        <w:t>49</w:t>
+        <w:t>57</w:t>
       </w:r>
     </w:p>
     <w:p>
@@ -1146,7 +1204,7 @@
         </w:rPr>
         <w:t>Domain 5.0 — Network Troubleshooting  (24%)</w:t>
         <w:tab/>
-        <w:t>51</w:t>
+        <w:t>59</w:t>
       </w:r>
     </w:p>
     <w:p>
@@ -1166,7 +1224,7 @@
         </w:rPr>
         <w:t>Lab 28 — Layer 1/2 Diagnostics with ip and ethtool</w:t>
         <w:tab/>
-        <w:t>51</w:t>
+        <w:t>59</w:t>
       </w:r>
     </w:p>
     <w:p>
@@ -1186,7 +1244,7 @@
         </w:rPr>
         <w:t>Lab 29 — Reachability with ping, traceroute and mtr</w:t>
         <w:tab/>
-        <w:t>53</w:t>
+        <w:t>61</w:t>
       </w:r>
     </w:p>
     <w:p>
@@ -1206,7 +1264,7 @@
         </w:rPr>
         <w:t>Lab 30 — DNS Troubleshooting with dig and resolvectl</w:t>
         <w:tab/>
-        <w:t>55</w:t>
+        <w:t>63</w:t>
       </w:r>
     </w:p>
     <w:p>
@@ -1226,7 +1284,7 @@
         </w:rPr>
         <w:t>Lab 31 — ARP and the IPv6 Neighbour Table</w:t>
         <w:tab/>
-        <w:t>56</w:t>
+        <w:t>65</w:t>
       </w:r>
     </w:p>
     <w:p>
@@ -1246,7 +1304,7 @@
         </w:rPr>
         <w:t>Lab 32 — Packet Capture with tcpdump and TIS PCAP Analyzer</w:t>
         <w:tab/>
-        <w:t>58</w:t>
+        <w:t>67</w:t>
       </w:r>
     </w:p>
     <w:p>
@@ -1266,7 +1324,7 @@
         </w:rPr>
         <w:t>Lab 33 — MTU and Path-MTU Discovery</w:t>
         <w:tab/>
-        <w:t>60</w:t>
+        <w:t>69</w:t>
       </w:r>
     </w:p>
     <w:p>
@@ -1286,7 +1344,7 @@
         </w:rPr>
         <w:t>Lab 34 — Diagnosing Routing Problems</w:t>
         <w:tab/>
-        <w:t>61</w:t>
+        <w:t>71</w:t>
       </w:r>
     </w:p>
     <w:p>
@@ -1306,7 +1364,7 @@
         </w:rPr>
         <w:t>Lab 35 — Simulating Slow and Lossy Links with tc</w:t>
         <w:tab/>
-        <w:t>63</w:t>
+        <w:t>73</w:t>
       </w:r>
     </w:p>
     <w:p>
@@ -1326,7 +1384,7 @@
         </w:rPr>
         <w:t>Lab 36 — Service Reachability Triage with curl, nc and openssl</w:t>
         <w:tab/>
-        <w:t>64</w:t>
+        <w:t>75</w:t>
       </w:r>
     </w:p>
     <w:p>
@@ -1345,7 +1403,7 @@
         </w:rPr>
         <w:t>Exam Focus — Quick References</w:t>
         <w:tab/>
-        <w:t>66</w:t>
+        <w:t>77</w:t>
       </w:r>
     </w:p>
     <w:p>
@@ -1364,7 +1422,7 @@
         </w:rPr>
         <w:t>Exam Preparation</w:t>
         <w:tab/>
-        <w:t>67</w:t>
+        <w:t>78</w:t>
       </w:r>
     </w:p>
     <w:p>
@@ -1383,7 +1441,7 @@
         </w:rPr>
         <w:t>Glossary</w:t>
         <w:tab/>
-        <w:t>67</w:t>
+        <w:t>78</w:t>
       </w:r>
     </w:p>
     <w:p>
@@ -1585,6 +1643,82 @@
           <w:color w:val="1F6FEB"/>
           <w:sz w:val="22"/>
         </w:rPr>
+        <w:t>What ships with every lab</w:t>
+      </w:r>
+    </w:p>
+    <w:p>
+      <w:r>
+        <w:t>Each lab is a folder, not a single file. Alongside the lab README you will find the supporting files it needs, so you never retype a long configuration by hand. Every command is still printed in the steps, so you can always work through a lab manually.</w:t>
+      </w:r>
+    </w:p>
+    <w:p>
+      <w:pPr>
+        <w:pStyle w:val="ListBullet"/>
+      </w:pPr>
+      <w:r>
+        <w:t>README.md — the lab itself: the concept, every command, the verify step and troubleshooting.</w:t>
+      </w:r>
+    </w:p>
+    <w:p>
+      <w:pPr>
+        <w:pStyle w:val="ListBullet"/>
+      </w:pPr>
+      <w:r>
+        <w:t>checklist.md — a tick-box list of what you must achieve; use it to self-check before moving on.</w:t>
+      </w:r>
+    </w:p>
+    <w:p>
+      <w:pPr>
+        <w:pStyle w:val="ListBullet"/>
+      </w:pPr>
+      <w:r>
+        <w:t>setup.sh / run.sh — environment prep and the command sequence for the longer labs.</w:t>
+      </w:r>
+    </w:p>
+    <w:p>
+      <w:pPr>
+        <w:pStyle w:val="ListBullet"/>
+      </w:pPr>
+      <w:r>
+        <w:t>verify.sh — an objective PASS/FAIL check that the lab actually worked.</w:t>
+      </w:r>
+    </w:p>
+    <w:p>
+      <w:pPr>
+        <w:pStyle w:val="ListBullet"/>
+      </w:pPr>
+      <w:r>
+        <w:t>cleanup.sh — restores the machine so the next lab starts from a clean state.</w:t>
+      </w:r>
+    </w:p>
+    <w:p>
+      <w:pPr>
+        <w:pStyle w:val="ListBullet"/>
+      </w:pPr>
+      <w:r>
+        <w:t>Service configs (for example dhcpd.conf, zone files, wg0.conf, rule files) — copy them into place.</w:t>
+      </w:r>
+    </w:p>
+    <w:p>
+      <w:pPr>
+        <w:pStyle w:val="ListBullet"/>
+      </w:pPr>
+      <w:r>
+        <w:t>data/*.csv — subnet plans, port lists, log samples and baseline sheets to work from and fill in.</w:t>
+      </w:r>
+    </w:p>
+    <w:p>
+      <w:r>
+        <w:t>Run a script with ./setup.sh from inside the lab folder. If a script will not execute, make it executable first with chmod +x *.sh.</w:t>
+      </w:r>
+    </w:p>
+    <w:p>
+      <w:r>
+        <w:rPr>
+          <w:b/>
+          <w:color w:val="1F6FEB"/>
+          <w:sz w:val="22"/>
+        </w:rPr>
         <w:t>Conventions used in every lab</w:t>
       </w:r>
     </w:p>
@@ -1746,6 +1880,45 @@
     <w:p>
       <w:r>
         <w:t>A live capture and a saved .pcap where you can point at every header and name its OSI layer.   (Tools: tcpdump, curl, Killercoda Ubuntu, TIS PCAP Analyzer (alfredang.github.io/pcapanalyzer).)</w:t>
+      </w:r>
+    </w:p>
+    <w:p>
+      <w:r>
+        <w:rPr>
+          <w:b/>
+          <w:color w:val="1F6FEB"/>
+          <w:sz w:val="22"/>
+        </w:rPr>
+        <w:t>Files provided with this lab</w:t>
+      </w:r>
+    </w:p>
+    <w:p>
+      <w:r>
+        <w:t>The lab folder ships these files so you do not have to retype long configurations. Every command is still shown in the steps below.</w:t>
+      </w:r>
+    </w:p>
+    <w:p>
+      <w:pPr>
+        <w:pStyle w:val="ListBullet"/>
+      </w:pPr>
+      <w:r>
+        <w:t>`checklist.md`</w:t>
+      </w:r>
+    </w:p>
+    <w:p>
+      <w:pPr>
+        <w:pStyle w:val="ListBullet"/>
+      </w:pPr>
+      <w:r>
+        <w:t>`run.sh`</w:t>
+      </w:r>
+    </w:p>
+    <w:p>
+      <w:pPr>
+        <w:pStyle w:val="ListBullet"/>
+      </w:pPr>
+      <w:r>
+        <w:t>`verify.sh`</w:t>
       </w:r>
     </w:p>
     <w:p>
@@ -2107,6 +2280,45 @@
       </w:r>
     </w:p>
     <w:p>
+      <w:r>
+        <w:rPr>
+          <w:b/>
+          <w:color w:val="1F6FEB"/>
+          <w:sz w:val="22"/>
+        </w:rPr>
+        <w:t>Files provided with this lab</w:t>
+      </w:r>
+    </w:p>
+    <w:p>
+      <w:r>
+        <w:t>The lab folder ships these files so you do not have to retype long configurations. Every command is still shown in the steps below.</w:t>
+      </w:r>
+    </w:p>
+    <w:p>
+      <w:pPr>
+        <w:pStyle w:val="ListBullet"/>
+      </w:pPr>
+      <w:r>
+        <w:t>`answers.md`</w:t>
+      </w:r>
+    </w:p>
+    <w:p>
+      <w:pPr>
+        <w:pStyle w:val="ListBullet"/>
+      </w:pPr>
+      <w:r>
+        <w:t>`checklist.md`</w:t>
+      </w:r>
+    </w:p>
+    <w:p>
+      <w:pPr>
+        <w:pStyle w:val="ListBullet"/>
+      </w:pPr>
+      <w:r>
+        <w:t>`data/subnet-plan.csv`</w:t>
+      </w:r>
+    </w:p>
+    <w:p>
       <w:pPr>
         <w:jc w:val="center"/>
       </w:pPr>
@@ -2429,6 +2641,45 @@
       </w:r>
     </w:p>
     <w:p>
+      <w:r>
+        <w:rPr>
+          <w:b/>
+          <w:color w:val="1F6FEB"/>
+          <w:sz w:val="22"/>
+        </w:rPr>
+        <w:t>Files provided with this lab</w:t>
+      </w:r>
+    </w:p>
+    <w:p>
+      <w:r>
+        <w:t>The lab folder ships these files so you do not have to retype long configurations. Every command is still shown in the steps below.</w:t>
+      </w:r>
+    </w:p>
+    <w:p>
+      <w:pPr>
+        <w:pStyle w:val="ListBullet"/>
+      </w:pPr>
+      <w:r>
+        <w:t>`answers.md`</w:t>
+      </w:r>
+    </w:p>
+    <w:p>
+      <w:pPr>
+        <w:pStyle w:val="ListBullet"/>
+      </w:pPr>
+      <w:r>
+        <w:t>`checklist.md`</w:t>
+      </w:r>
+    </w:p>
+    <w:p>
+      <w:pPr>
+        <w:pStyle w:val="ListBullet"/>
+      </w:pPr>
+      <w:r>
+        <w:t>`verify.sh`</w:t>
+      </w:r>
+    </w:p>
+    <w:p>
       <w:pPr>
         <w:jc w:val="center"/>
       </w:pPr>
@@ -2787,6 +3038,37 @@
       </w:r>
     </w:p>
     <w:p>
+      <w:r>
+        <w:rPr>
+          <w:b/>
+          <w:color w:val="1F6FEB"/>
+          <w:sz w:val="22"/>
+        </w:rPr>
+        <w:t>Files provided with this lab</w:t>
+      </w:r>
+    </w:p>
+    <w:p>
+      <w:r>
+        <w:t>The lab folder ships these files so you do not have to retype long configurations. Every command is still shown in the steps below.</w:t>
+      </w:r>
+    </w:p>
+    <w:p>
+      <w:pPr>
+        <w:pStyle w:val="ListBullet"/>
+      </w:pPr>
+      <w:r>
+        <w:t>`checklist.md`</w:t>
+      </w:r>
+    </w:p>
+    <w:p>
+      <w:pPr>
+        <w:pStyle w:val="ListBullet"/>
+      </w:pPr>
+      <w:r>
+        <w:t>`data/well-known-ports.csv`</w:t>
+      </w:r>
+    </w:p>
+    <w:p>
       <w:pPr>
         <w:jc w:val="center"/>
       </w:pPr>
@@ -3067,6 +3349,45 @@
       </w:r>
     </w:p>
     <w:p>
+      <w:r>
+        <w:rPr>
+          <w:b/>
+          <w:color w:val="1F6FEB"/>
+          <w:sz w:val="22"/>
+        </w:rPr>
+        <w:t>Files provided with this lab</w:t>
+      </w:r>
+    </w:p>
+    <w:p>
+      <w:r>
+        <w:t>The lab folder ships these files so you do not have to retype long configurations. Every command is still shown in the steps below.</w:t>
+      </w:r>
+    </w:p>
+    <w:p>
+      <w:pPr>
+        <w:pStyle w:val="ListBullet"/>
+      </w:pPr>
+      <w:r>
+        <w:t>`checklist.md`</w:t>
+      </w:r>
+    </w:p>
+    <w:p>
+      <w:pPr>
+        <w:pStyle w:val="ListBullet"/>
+      </w:pPr>
+      <w:r>
+        <w:t>`run.sh`</w:t>
+      </w:r>
+    </w:p>
+    <w:p>
+      <w:pPr>
+        <w:pStyle w:val="ListBullet"/>
+      </w:pPr>
+      <w:r>
+        <w:t>`data/dns-records.csv`</w:t>
+      </w:r>
+    </w:p>
+    <w:p>
       <w:pPr>
         <w:jc w:val="center"/>
       </w:pPr>
@@ -3461,6 +3782,45 @@
       </w:r>
     </w:p>
     <w:p>
+      <w:r>
+        <w:rPr>
+          <w:b/>
+          <w:color w:val="1F6FEB"/>
+          <w:sz w:val="22"/>
+        </w:rPr>
+        <w:t>Files provided with this lab</w:t>
+      </w:r>
+    </w:p>
+    <w:p>
+      <w:r>
+        <w:t>The lab folder ships these files so you do not have to retype long configurations. Every command is still shown in the steps below.</w:t>
+      </w:r>
+    </w:p>
+    <w:p>
+      <w:pPr>
+        <w:pStyle w:val="ListBullet"/>
+      </w:pPr>
+      <w:r>
+        <w:t>`checklist.md`</w:t>
+      </w:r>
+    </w:p>
+    <w:p>
+      <w:pPr>
+        <w:pStyle w:val="ListBullet"/>
+      </w:pPr>
+      <w:r>
+        <w:t>`cleanup.sh`</w:t>
+      </w:r>
+    </w:p>
+    <w:p>
+      <w:pPr>
+        <w:pStyle w:val="ListBullet"/>
+      </w:pPr>
+      <w:r>
+        <w:t>`run.sh`</w:t>
+      </w:r>
+    </w:p>
+    <w:p>
       <w:pPr>
         <w:jc w:val="center"/>
       </w:pPr>
@@ -3767,6 +4127,53 @@
       </w:r>
     </w:p>
     <w:p>
+      <w:r>
+        <w:rPr>
+          <w:b/>
+          <w:color w:val="1F6FEB"/>
+          <w:sz w:val="22"/>
+        </w:rPr>
+        <w:t>Files provided with this lab</w:t>
+      </w:r>
+    </w:p>
+    <w:p>
+      <w:r>
+        <w:t>The lab folder ships these files so you do not have to retype long configurations. Every command is still shown in the steps below.</w:t>
+      </w:r>
+    </w:p>
+    <w:p>
+      <w:pPr>
+        <w:pStyle w:val="ListBullet"/>
+      </w:pPr>
+      <w:r>
+        <w:t>`checklist.md`</w:t>
+      </w:r>
+    </w:p>
+    <w:p>
+      <w:pPr>
+        <w:pStyle w:val="ListBullet"/>
+      </w:pPr>
+      <w:r>
+        <w:t>`cleanup.sh`</w:t>
+      </w:r>
+    </w:p>
+    <w:p>
+      <w:pPr>
+        <w:pStyle w:val="ListBullet"/>
+      </w:pPr>
+      <w:r>
+        <w:t>`setup.sh`</w:t>
+      </w:r>
+    </w:p>
+    <w:p>
+      <w:pPr>
+        <w:pStyle w:val="ListBullet"/>
+      </w:pPr>
+      <w:r>
+        <w:t>`verify.sh`</w:t>
+      </w:r>
+    </w:p>
+    <w:p>
       <w:pPr>
         <w:jc w:val="center"/>
       </w:pPr>
@@ -4190,6 +4597,61 @@
       </w:r>
     </w:p>
     <w:p>
+      <w:r>
+        <w:rPr>
+          <w:b/>
+          <w:color w:val="1F6FEB"/>
+          <w:sz w:val="22"/>
+        </w:rPr>
+        <w:t>Files provided with this lab</w:t>
+      </w:r>
+    </w:p>
+    <w:p>
+      <w:r>
+        <w:t>The lab folder ships these files so you do not have to retype long configurations. Every command is still shown in the steps below.</w:t>
+      </w:r>
+    </w:p>
+    <w:p>
+      <w:pPr>
+        <w:pStyle w:val="ListBullet"/>
+      </w:pPr>
+      <w:r>
+        <w:t>`checklist.md`</w:t>
+      </w:r>
+    </w:p>
+    <w:p>
+      <w:pPr>
+        <w:pStyle w:val="ListBullet"/>
+      </w:pPr>
+      <w:r>
+        <w:t>`cleanup.sh`</w:t>
+      </w:r>
+    </w:p>
+    <w:p>
+      <w:pPr>
+        <w:pStyle w:val="ListBullet"/>
+      </w:pPr>
+      <w:r>
+        <w:t>`setup.sh`</w:t>
+      </w:r>
+    </w:p>
+    <w:p>
+      <w:pPr>
+        <w:pStyle w:val="ListBullet"/>
+      </w:pPr>
+      <w:r>
+        <w:t>`verify.sh`</w:t>
+      </w:r>
+    </w:p>
+    <w:p>
+      <w:pPr>
+        <w:pStyle w:val="ListBullet"/>
+      </w:pPr>
+      <w:r>
+        <w:t>`data/routing-table.csv`</w:t>
+      </w:r>
+    </w:p>
+    <w:p>
       <w:pPr>
         <w:jc w:val="center"/>
       </w:pPr>
@@ -4558,6 +5020,61 @@
       </w:r>
     </w:p>
     <w:p>
+      <w:r>
+        <w:rPr>
+          <w:b/>
+          <w:color w:val="1F6FEB"/>
+          <w:sz w:val="22"/>
+        </w:rPr>
+        <w:t>Files provided with this lab</w:t>
+      </w:r>
+    </w:p>
+    <w:p>
+      <w:r>
+        <w:t>The lab folder ships these files so you do not have to retype long configurations. Every command is still shown in the steps below.</w:t>
+      </w:r>
+    </w:p>
+    <w:p>
+      <w:pPr>
+        <w:pStyle w:val="ListBullet"/>
+      </w:pPr>
+      <w:r>
+        <w:t>`checklist.md`</w:t>
+      </w:r>
+    </w:p>
+    <w:p>
+      <w:pPr>
+        <w:pStyle w:val="ListBullet"/>
+      </w:pPr>
+      <w:r>
+        <w:t>`cleanup.sh`</w:t>
+      </w:r>
+    </w:p>
+    <w:p>
+      <w:pPr>
+        <w:pStyle w:val="ListBullet"/>
+      </w:pPr>
+      <w:r>
+        <w:t>`setup.sh`</w:t>
+      </w:r>
+    </w:p>
+    <w:p>
+      <w:pPr>
+        <w:pStyle w:val="ListBullet"/>
+      </w:pPr>
+      <w:r>
+        <w:t>`verify.sh`</w:t>
+      </w:r>
+    </w:p>
+    <w:p>
+      <w:pPr>
+        <w:pStyle w:val="ListBullet"/>
+      </w:pPr>
+      <w:r>
+        <w:t>`data/vlan-plan.csv`</w:t>
+      </w:r>
+    </w:p>
+    <w:p>
       <w:pPr>
         <w:jc w:val="center"/>
       </w:pPr>
@@ -4926,6 +5443,53 @@
       </w:r>
     </w:p>
     <w:p>
+      <w:r>
+        <w:rPr>
+          <w:b/>
+          <w:color w:val="1F6FEB"/>
+          <w:sz w:val="22"/>
+        </w:rPr>
+        <w:t>Files provided with this lab</w:t>
+      </w:r>
+    </w:p>
+    <w:p>
+      <w:r>
+        <w:t>The lab folder ships these files so you do not have to retype long configurations. Every command is still shown in the steps below.</w:t>
+      </w:r>
+    </w:p>
+    <w:p>
+      <w:pPr>
+        <w:pStyle w:val="ListBullet"/>
+      </w:pPr>
+      <w:r>
+        <w:t>`checklist.md`</w:t>
+      </w:r>
+    </w:p>
+    <w:p>
+      <w:pPr>
+        <w:pStyle w:val="ListBullet"/>
+      </w:pPr>
+      <w:r>
+        <w:t>`cleanup.sh`</w:t>
+      </w:r>
+    </w:p>
+    <w:p>
+      <w:pPr>
+        <w:pStyle w:val="ListBullet"/>
+      </w:pPr>
+      <w:r>
+        <w:t>`setup.sh`</w:t>
+      </w:r>
+    </w:p>
+    <w:p>
+      <w:pPr>
+        <w:pStyle w:val="ListBullet"/>
+      </w:pPr>
+      <w:r>
+        <w:t>`verify.sh`</w:t>
+      </w:r>
+    </w:p>
+    <w:p>
       <w:pPr>
         <w:jc w:val="center"/>
       </w:pPr>
@@ -5268,6 +5832,37 @@
       </w:r>
     </w:p>
     <w:p>
+      <w:r>
+        <w:rPr>
+          <w:b/>
+          <w:color w:val="1F6FEB"/>
+          <w:sz w:val="22"/>
+        </w:rPr>
+        <w:t>Files provided with this lab</w:t>
+      </w:r>
+    </w:p>
+    <w:p>
+      <w:r>
+        <w:t>The lab folder ships these files so you do not have to retype long configurations. Every command is still shown in the steps below.</w:t>
+      </w:r>
+    </w:p>
+    <w:p>
+      <w:pPr>
+        <w:pStyle w:val="ListBullet"/>
+      </w:pPr>
+      <w:r>
+        <w:t>`checklist.md`</w:t>
+      </w:r>
+    </w:p>
+    <w:p>
+      <w:pPr>
+        <w:pStyle w:val="ListBullet"/>
+      </w:pPr>
+      <w:r>
+        <w:t>`data/site-survey.csv`</w:t>
+      </w:r>
+    </w:p>
+    <w:p>
       <w:pPr>
         <w:jc w:val="center"/>
       </w:pPr>
@@ -5544,6 +6139,53 @@
       </w:r>
     </w:p>
     <w:p>
+      <w:r>
+        <w:rPr>
+          <w:b/>
+          <w:color w:val="1F6FEB"/>
+          <w:sz w:val="22"/>
+        </w:rPr>
+        <w:t>Files provided with this lab</w:t>
+      </w:r>
+    </w:p>
+    <w:p>
+      <w:r>
+        <w:t>The lab folder ships these files so you do not have to retype long configurations. Every command is still shown in the steps below.</w:t>
+      </w:r>
+    </w:p>
+    <w:p>
+      <w:pPr>
+        <w:pStyle w:val="ListBullet"/>
+      </w:pPr>
+      <w:r>
+        <w:t>`checklist.md`</w:t>
+      </w:r>
+    </w:p>
+    <w:p>
+      <w:pPr>
+        <w:pStyle w:val="ListBullet"/>
+      </w:pPr>
+      <w:r>
+        <w:t>`cleanup.sh`</w:t>
+      </w:r>
+    </w:p>
+    <w:p>
+      <w:pPr>
+        <w:pStyle w:val="ListBullet"/>
+      </w:pPr>
+      <w:r>
+        <w:t>`setup.sh`</w:t>
+      </w:r>
+    </w:p>
+    <w:p>
+      <w:pPr>
+        <w:pStyle w:val="ListBullet"/>
+      </w:pPr>
+      <w:r>
+        <w:t>`verify.sh`</w:t>
+      </w:r>
+    </w:p>
+    <w:p>
       <w:pPr>
         <w:jc w:val="center"/>
       </w:pPr>
@@ -5886,6 +6528,61 @@
       </w:r>
     </w:p>
     <w:p>
+      <w:r>
+        <w:rPr>
+          <w:b/>
+          <w:color w:val="1F6FEB"/>
+          <w:sz w:val="22"/>
+        </w:rPr>
+        <w:t>Files provided with this lab</w:t>
+      </w:r>
+    </w:p>
+    <w:p>
+      <w:r>
+        <w:t>The lab folder ships these files so you do not have to retype long configurations. Every command is still shown in the steps below.</w:t>
+      </w:r>
+    </w:p>
+    <w:p>
+      <w:pPr>
+        <w:pStyle w:val="ListBullet"/>
+      </w:pPr>
+      <w:r>
+        <w:t>`checklist.md`</w:t>
+      </w:r>
+    </w:p>
+    <w:p>
+      <w:pPr>
+        <w:pStyle w:val="ListBullet"/>
+      </w:pPr>
+      <w:r>
+        <w:t>`cleanup.sh`</w:t>
+      </w:r>
+    </w:p>
+    <w:p>
+      <w:pPr>
+        <w:pStyle w:val="ListBullet"/>
+      </w:pPr>
+      <w:r>
+        <w:t>`dhcpd.conf`</w:t>
+      </w:r>
+    </w:p>
+    <w:p>
+      <w:pPr>
+        <w:pStyle w:val="ListBullet"/>
+      </w:pPr>
+      <w:r>
+        <w:t>`setup.sh`</w:t>
+      </w:r>
+    </w:p>
+    <w:p>
+      <w:pPr>
+        <w:pStyle w:val="ListBullet"/>
+      </w:pPr>
+      <w:r>
+        <w:t>`verify.sh`</w:t>
+      </w:r>
+    </w:p>
+    <w:p>
       <w:pPr>
         <w:jc w:val="center"/>
       </w:pPr>
@@ -6254,6 +6951,85 @@
       </w:r>
     </w:p>
     <w:p>
+      <w:r>
+        <w:rPr>
+          <w:b/>
+          <w:color w:val="1F6FEB"/>
+          <w:sz w:val="22"/>
+        </w:rPr>
+        <w:t>Files provided with this lab</w:t>
+      </w:r>
+    </w:p>
+    <w:p>
+      <w:r>
+        <w:t>The lab folder ships these files so you do not have to retype long configurations. Every command is still shown in the steps below.</w:t>
+      </w:r>
+    </w:p>
+    <w:p>
+      <w:pPr>
+        <w:pStyle w:val="ListBullet"/>
+      </w:pPr>
+      <w:r>
+        <w:t>`checklist.md`</w:t>
+      </w:r>
+    </w:p>
+    <w:p>
+      <w:pPr>
+        <w:pStyle w:val="ListBullet"/>
+      </w:pPr>
+      <w:r>
+        <w:t>`cleanup.sh`</w:t>
+      </w:r>
+    </w:p>
+    <w:p>
+      <w:pPr>
+        <w:pStyle w:val="ListBullet"/>
+      </w:pPr>
+      <w:r>
+        <w:t>`db.10.0.0`</w:t>
+      </w:r>
+    </w:p>
+    <w:p>
+      <w:pPr>
+        <w:pStyle w:val="ListBullet"/>
+      </w:pPr>
+      <w:r>
+        <w:t>`db.lab.local`</w:t>
+      </w:r>
+    </w:p>
+    <w:p>
+      <w:pPr>
+        <w:pStyle w:val="ListBullet"/>
+      </w:pPr>
+      <w:r>
+        <w:t>`named.conf.local`</w:t>
+      </w:r>
+    </w:p>
+    <w:p>
+      <w:pPr>
+        <w:pStyle w:val="ListBullet"/>
+      </w:pPr>
+      <w:r>
+        <w:t>`named.conf.local.reverse`</w:t>
+      </w:r>
+    </w:p>
+    <w:p>
+      <w:pPr>
+        <w:pStyle w:val="ListBullet"/>
+      </w:pPr>
+      <w:r>
+        <w:t>`setup.sh`</w:t>
+      </w:r>
+    </w:p>
+    <w:p>
+      <w:pPr>
+        <w:pStyle w:val="ListBullet"/>
+      </w:pPr>
+      <w:r>
+        <w:t>`verify.sh`</w:t>
+      </w:r>
+    </w:p>
+    <w:p>
       <w:pPr>
         <w:jc w:val="center"/>
       </w:pPr>
@@ -6675,6 +7451,69 @@
       </w:r>
     </w:p>
     <w:p>
+      <w:r>
+        <w:rPr>
+          <w:b/>
+          <w:color w:val="1F6FEB"/>
+          <w:sz w:val="22"/>
+        </w:rPr>
+        <w:t>Files provided with this lab</w:t>
+      </w:r>
+    </w:p>
+    <w:p>
+      <w:r>
+        <w:t>The lab folder ships these files so you do not have to retype long configurations. Every command is still shown in the steps below.</w:t>
+      </w:r>
+    </w:p>
+    <w:p>
+      <w:pPr>
+        <w:pStyle w:val="ListBullet"/>
+      </w:pPr>
+      <w:r>
+        <w:t>`checklist.md`</w:t>
+      </w:r>
+    </w:p>
+    <w:p>
+      <w:pPr>
+        <w:pStyle w:val="ListBullet"/>
+      </w:pPr>
+      <w:r>
+        <w:t>`cleanup.sh`</w:t>
+      </w:r>
+    </w:p>
+    <w:p>
+      <w:pPr>
+        <w:pStyle w:val="ListBullet"/>
+      </w:pPr>
+      <w:r>
+        <w:t>`setup.sh`</w:t>
+      </w:r>
+    </w:p>
+    <w:p>
+      <w:pPr>
+        <w:pStyle w:val="ListBullet"/>
+      </w:pPr>
+      <w:r>
+        <w:t>`snmpd.conf.lab`</w:t>
+      </w:r>
+    </w:p>
+    <w:p>
+      <w:pPr>
+        <w:pStyle w:val="ListBullet"/>
+      </w:pPr>
+      <w:r>
+        <w:t>`verify.sh`</w:t>
+      </w:r>
+    </w:p>
+    <w:p>
+      <w:pPr>
+        <w:pStyle w:val="ListBullet"/>
+      </w:pPr>
+      <w:r>
+        <w:t>`data/device-inventory.csv`</w:t>
+      </w:r>
+    </w:p>
+    <w:p>
       <w:pPr>
         <w:jc w:val="center"/>
       </w:pPr>
@@ -6991,6 +7830,61 @@
       </w:r>
     </w:p>
     <w:p>
+      <w:r>
+        <w:rPr>
+          <w:b/>
+          <w:color w:val="1F6FEB"/>
+          <w:sz w:val="22"/>
+        </w:rPr>
+        <w:t>Files provided with this lab</w:t>
+      </w:r>
+    </w:p>
+    <w:p>
+      <w:r>
+        <w:t>The lab folder ships these files so you do not have to retype long configurations. Every command is still shown in the steps below.</w:t>
+      </w:r>
+    </w:p>
+    <w:p>
+      <w:pPr>
+        <w:pStyle w:val="ListBullet"/>
+      </w:pPr>
+      <w:r>
+        <w:t>`checklist.md`</w:t>
+      </w:r>
+    </w:p>
+    <w:p>
+      <w:pPr>
+        <w:pStyle w:val="ListBullet"/>
+      </w:pPr>
+      <w:r>
+        <w:t>`cleanup.sh`</w:t>
+      </w:r>
+    </w:p>
+    <w:p>
+      <w:pPr>
+        <w:pStyle w:val="ListBullet"/>
+      </w:pPr>
+      <w:r>
+        <w:t>`run.sh`</w:t>
+      </w:r>
+    </w:p>
+    <w:p>
+      <w:pPr>
+        <w:pStyle w:val="ListBullet"/>
+      </w:pPr>
+      <w:r>
+        <w:t>`setup.sh`</w:t>
+      </w:r>
+    </w:p>
+    <w:p>
+      <w:pPr>
+        <w:pStyle w:val="ListBullet"/>
+      </w:pPr>
+      <w:r>
+        <w:t>`verify.sh`</w:t>
+      </w:r>
+    </w:p>
+    <w:p>
       <w:pPr>
         <w:jc w:val="center"/>
       </w:pPr>
@@ -7333,6 +8227,77 @@
       </w:r>
     </w:p>
     <w:p>
+      <w:r>
+        <w:rPr>
+          <w:b/>
+          <w:color w:val="1F6FEB"/>
+          <w:sz w:val="22"/>
+        </w:rPr>
+        <w:t>Files provided with this lab</w:t>
+      </w:r>
+    </w:p>
+    <w:p>
+      <w:r>
+        <w:t>The lab folder ships these files so you do not have to retype long configurations. Every command is still shown in the steps below.</w:t>
+      </w:r>
+    </w:p>
+    <w:p>
+      <w:pPr>
+        <w:pStyle w:val="ListBullet"/>
+      </w:pPr>
+      <w:r>
+        <w:t>`50-forward.conf`</w:t>
+      </w:r>
+    </w:p>
+    <w:p>
+      <w:pPr>
+        <w:pStyle w:val="ListBullet"/>
+      </w:pPr>
+      <w:r>
+        <w:t>`checklist.md`</w:t>
+      </w:r>
+    </w:p>
+    <w:p>
+      <w:pPr>
+        <w:pStyle w:val="ListBullet"/>
+      </w:pPr>
+      <w:r>
+        <w:t>`cleanup.sh`</w:t>
+      </w:r>
+    </w:p>
+    <w:p>
+      <w:pPr>
+        <w:pStyle w:val="ListBullet"/>
+      </w:pPr>
+      <w:r>
+        <w:t>`setup.sh`</w:t>
+      </w:r>
+    </w:p>
+    <w:p>
+      <w:pPr>
+        <w:pStyle w:val="ListBullet"/>
+      </w:pPr>
+      <w:r>
+        <w:t>`verify.sh`</w:t>
+      </w:r>
+    </w:p>
+    <w:p>
+      <w:pPr>
+        <w:pStyle w:val="ListBullet"/>
+      </w:pPr>
+      <w:r>
+        <w:t>`data/sample-syslog.csv`</w:t>
+      </w:r>
+    </w:p>
+    <w:p>
+      <w:pPr>
+        <w:pStyle w:val="ListBullet"/>
+      </w:pPr>
+      <w:r>
+        <w:t>`data/sample-syslog.log`</w:t>
+      </w:r>
+    </w:p>
+    <w:p>
       <w:pPr>
         <w:jc w:val="center"/>
       </w:pPr>
@@ -7675,6 +8640,45 @@
       </w:r>
     </w:p>
     <w:p>
+      <w:r>
+        <w:rPr>
+          <w:b/>
+          <w:color w:val="1F6FEB"/>
+          <w:sz w:val="22"/>
+        </w:rPr>
+        <w:t>Files provided with this lab</w:t>
+      </w:r>
+    </w:p>
+    <w:p>
+      <w:r>
+        <w:t>The lab folder ships these files so you do not have to retype long configurations. Every command is still shown in the steps below.</w:t>
+      </w:r>
+    </w:p>
+    <w:p>
+      <w:pPr>
+        <w:pStyle w:val="ListBullet"/>
+      </w:pPr>
+      <w:r>
+        <w:t>`checklist.md`</w:t>
+      </w:r>
+    </w:p>
+    <w:p>
+      <w:pPr>
+        <w:pStyle w:val="ListBullet"/>
+      </w:pPr>
+      <w:r>
+        <w:t>`chrony.conf.lab`</w:t>
+      </w:r>
+    </w:p>
+    <w:p>
+      <w:pPr>
+        <w:pStyle w:val="ListBullet"/>
+      </w:pPr>
+      <w:r>
+        <w:t>`verify.sh`</w:t>
+      </w:r>
+    </w:p>
+    <w:p>
       <w:pPr>
         <w:jc w:val="center"/>
       </w:pPr>
@@ -7991,6 +8995,53 @@
       </w:r>
     </w:p>
     <w:p>
+      <w:r>
+        <w:rPr>
+          <w:b/>
+          <w:color w:val="1F6FEB"/>
+          <w:sz w:val="22"/>
+        </w:rPr>
+        <w:t>Files provided with this lab</w:t>
+      </w:r>
+    </w:p>
+    <w:p>
+      <w:r>
+        <w:t>The lab folder ships these files so you do not have to retype long configurations. Every command is still shown in the steps below.</w:t>
+      </w:r>
+    </w:p>
+    <w:p>
+      <w:pPr>
+        <w:pStyle w:val="ListBullet"/>
+      </w:pPr>
+      <w:r>
+        <w:t>`checklist.md`</w:t>
+      </w:r>
+    </w:p>
+    <w:p>
+      <w:pPr>
+        <w:pStyle w:val="ListBullet"/>
+      </w:pPr>
+      <w:r>
+        <w:t>`run.sh`</w:t>
+      </w:r>
+    </w:p>
+    <w:p>
+      <w:pPr>
+        <w:pStyle w:val="ListBullet"/>
+      </w:pPr>
+      <w:r>
+        <w:t>`verify.sh`</w:t>
+      </w:r>
+    </w:p>
+    <w:p>
+      <w:pPr>
+        <w:pStyle w:val="ListBullet"/>
+      </w:pPr>
+      <w:r>
+        <w:t>`data/change-log.csv`</w:t>
+      </w:r>
+    </w:p>
+    <w:p>
       <w:pPr>
         <w:jc w:val="center"/>
       </w:pPr>
@@ -8333,6 +9384,61 @@
       </w:r>
     </w:p>
     <w:p>
+      <w:r>
+        <w:rPr>
+          <w:b/>
+          <w:color w:val="1F6FEB"/>
+          <w:sz w:val="22"/>
+        </w:rPr>
+        <w:t>Files provided with this lab</w:t>
+      </w:r>
+    </w:p>
+    <w:p>
+      <w:r>
+        <w:t>The lab folder ships these files so you do not have to retype long configurations. Every command is still shown in the steps below.</w:t>
+      </w:r>
+    </w:p>
+    <w:p>
+      <w:pPr>
+        <w:pStyle w:val="ListBullet"/>
+      </w:pPr>
+      <w:r>
+        <w:t>`checklist.md`</w:t>
+      </w:r>
+    </w:p>
+    <w:p>
+      <w:pPr>
+        <w:pStyle w:val="ListBullet"/>
+      </w:pPr>
+      <w:r>
+        <w:t>`cleanup.sh`</w:t>
+      </w:r>
+    </w:p>
+    <w:p>
+      <w:pPr>
+        <w:pStyle w:val="ListBullet"/>
+      </w:pPr>
+      <w:r>
+        <w:t>`run.sh`</w:t>
+      </w:r>
+    </w:p>
+    <w:p>
+      <w:pPr>
+        <w:pStyle w:val="ListBullet"/>
+      </w:pPr>
+      <w:r>
+        <w:t>`verify.sh`</w:t>
+      </w:r>
+    </w:p>
+    <w:p>
+      <w:pPr>
+        <w:pStyle w:val="ListBullet"/>
+      </w:pPr>
+      <w:r>
+        <w:t>`data/baseline-metrics.csv`</w:t>
+      </w:r>
+    </w:p>
+    <w:p>
       <w:pPr>
         <w:jc w:val="center"/>
       </w:pPr>
@@ -8746,6 +9852,61 @@
       </w:r>
     </w:p>
     <w:p>
+      <w:r>
+        <w:rPr>
+          <w:b/>
+          <w:color w:val="1F6FEB"/>
+          <w:sz w:val="22"/>
+        </w:rPr>
+        <w:t>Files provided with this lab</w:t>
+      </w:r>
+    </w:p>
+    <w:p>
+      <w:r>
+        <w:t>The lab folder ships these files so you do not have to retype long configurations. Every command is still shown in the steps below.</w:t>
+      </w:r>
+    </w:p>
+    <w:p>
+      <w:pPr>
+        <w:pStyle w:val="ListBullet"/>
+      </w:pPr>
+      <w:r>
+        <w:t>`checklist.md`</w:t>
+      </w:r>
+    </w:p>
+    <w:p>
+      <w:pPr>
+        <w:pStyle w:val="ListBullet"/>
+      </w:pPr>
+      <w:r>
+        <w:t>`cleanup.sh`</w:t>
+      </w:r>
+    </w:p>
+    <w:p>
+      <w:pPr>
+        <w:pStyle w:val="ListBullet"/>
+      </w:pPr>
+      <w:r>
+        <w:t>`setup.sh`</w:t>
+      </w:r>
+    </w:p>
+    <w:p>
+      <w:pPr>
+        <w:pStyle w:val="ListBullet"/>
+      </w:pPr>
+      <w:r>
+        <w:t>`verify.sh`</w:t>
+      </w:r>
+    </w:p>
+    <w:p>
+      <w:pPr>
+        <w:pStyle w:val="ListBullet"/>
+      </w:pPr>
+      <w:r>
+        <w:t>`data/firewall-rules.csv`</w:t>
+      </w:r>
+    </w:p>
+    <w:p>
       <w:pPr>
         <w:jc w:val="center"/>
       </w:pPr>
@@ -9088,6 +10249,69 @@
       </w:r>
     </w:p>
     <w:p>
+      <w:r>
+        <w:rPr>
+          <w:b/>
+          <w:color w:val="1F6FEB"/>
+          <w:sz w:val="22"/>
+        </w:rPr>
+        <w:t>Files provided with this lab</w:t>
+      </w:r>
+    </w:p>
+    <w:p>
+      <w:r>
+        <w:t>The lab folder ships these files so you do not have to retype long configurations. Every command is still shown in the steps below.</w:t>
+      </w:r>
+    </w:p>
+    <w:p>
+      <w:pPr>
+        <w:pStyle w:val="ListBullet"/>
+      </w:pPr>
+      <w:r>
+        <w:t>`checklist.md`</w:t>
+      </w:r>
+    </w:p>
+    <w:p>
+      <w:pPr>
+        <w:pStyle w:val="ListBullet"/>
+      </w:pPr>
+      <w:r>
+        <w:t>`cleanup.sh`</w:t>
+      </w:r>
+    </w:p>
+    <w:p>
+      <w:pPr>
+        <w:pStyle w:val="ListBullet"/>
+      </w:pPr>
+      <w:r>
+        <w:t>`lab-openssl.cnf`</w:t>
+      </w:r>
+    </w:p>
+    <w:p>
+      <w:pPr>
+        <w:pStyle w:val="ListBullet"/>
+      </w:pPr>
+      <w:r>
+        <w:t>`nginx-tls.conf`</w:t>
+      </w:r>
+    </w:p>
+    <w:p>
+      <w:pPr>
+        <w:pStyle w:val="ListBullet"/>
+      </w:pPr>
+      <w:r>
+        <w:t>`setup.sh`</w:t>
+      </w:r>
+    </w:p>
+    <w:p>
+      <w:pPr>
+        <w:pStyle w:val="ListBullet"/>
+      </w:pPr>
+      <w:r>
+        <w:t>`verify.sh`</w:t>
+      </w:r>
+    </w:p>
+    <w:p>
       <w:pPr>
         <w:jc w:val="center"/>
       </w:pPr>
@@ -9404,6 +10628,61 @@
       </w:r>
     </w:p>
     <w:p>
+      <w:r>
+        <w:rPr>
+          <w:b/>
+          <w:color w:val="1F6FEB"/>
+          <w:sz w:val="22"/>
+        </w:rPr>
+        <w:t>Files provided with this lab</w:t>
+      </w:r>
+    </w:p>
+    <w:p>
+      <w:r>
+        <w:t>The lab folder ships these files so you do not have to retype long configurations. Every command is still shown in the steps below.</w:t>
+      </w:r>
+    </w:p>
+    <w:p>
+      <w:pPr>
+        <w:pStyle w:val="ListBullet"/>
+      </w:pPr>
+      <w:r>
+        <w:t>`checklist.md`</w:t>
+      </w:r>
+    </w:p>
+    <w:p>
+      <w:pPr>
+        <w:pStyle w:val="ListBullet"/>
+      </w:pPr>
+      <w:r>
+        <w:t>`cleanup.sh`</w:t>
+      </w:r>
+    </w:p>
+    <w:p>
+      <w:pPr>
+        <w:pStyle w:val="ListBullet"/>
+      </w:pPr>
+      <w:r>
+        <w:t>`sshd_hardening.conf`</w:t>
+      </w:r>
+    </w:p>
+    <w:p>
+      <w:pPr>
+        <w:pStyle w:val="ListBullet"/>
+      </w:pPr>
+      <w:r>
+        <w:t>`verify.sh`</w:t>
+      </w:r>
+    </w:p>
+    <w:p>
+      <w:pPr>
+        <w:pStyle w:val="ListBullet"/>
+      </w:pPr>
+      <w:r>
+        <w:t>`data/hardening-checklist.csv`</w:t>
+      </w:r>
+    </w:p>
+    <w:p>
       <w:pPr>
         <w:jc w:val="center"/>
       </w:pPr>
@@ -9736,6 +11015,69 @@
       </w:r>
     </w:p>
     <w:p>
+      <w:r>
+        <w:rPr>
+          <w:b/>
+          <w:color w:val="1F6FEB"/>
+          <w:sz w:val="22"/>
+        </w:rPr>
+        <w:t>Files provided with this lab</w:t>
+      </w:r>
+    </w:p>
+    <w:p>
+      <w:r>
+        <w:t>The lab folder ships these files so you do not have to retype long configurations. Every command is still shown in the steps below.</w:t>
+      </w:r>
+    </w:p>
+    <w:p>
+      <w:pPr>
+        <w:pStyle w:val="ListBullet"/>
+      </w:pPr>
+      <w:r>
+        <w:t>`checklist.md`</w:t>
+      </w:r>
+    </w:p>
+    <w:p>
+      <w:pPr>
+        <w:pStyle w:val="ListBullet"/>
+      </w:pPr>
+      <w:r>
+        <w:t>`cleanup.sh`</w:t>
+      </w:r>
+    </w:p>
+    <w:p>
+      <w:pPr>
+        <w:pStyle w:val="ListBullet"/>
+      </w:pPr>
+      <w:r>
+        <w:t>`setup.sh`</w:t>
+      </w:r>
+    </w:p>
+    <w:p>
+      <w:pPr>
+        <w:pStyle w:val="ListBullet"/>
+      </w:pPr>
+      <w:r>
+        <w:t>`verify.sh`</w:t>
+      </w:r>
+    </w:p>
+    <w:p>
+      <w:pPr>
+        <w:pStyle w:val="ListBullet"/>
+      </w:pPr>
+      <w:r>
+        <w:t>`wg0-a.conf`</w:t>
+      </w:r>
+    </w:p>
+    <w:p>
+      <w:pPr>
+        <w:pStyle w:val="ListBullet"/>
+      </w:pPr>
+      <w:r>
+        <w:t>`wg0-b.conf`</w:t>
+      </w:r>
+    </w:p>
+    <w:p>
       <w:pPr>
         <w:jc w:val="center"/>
       </w:pPr>
@@ -10156,6 +11498,45 @@
       </w:r>
     </w:p>
     <w:p>
+      <w:r>
+        <w:rPr>
+          <w:b/>
+          <w:color w:val="1F6FEB"/>
+          <w:sz w:val="22"/>
+        </w:rPr>
+        <w:t>Files provided with this lab</w:t>
+      </w:r>
+    </w:p>
+    <w:p>
+      <w:r>
+        <w:t>The lab folder ships these files so you do not have to retype long configurations. Every command is still shown in the steps below.</w:t>
+      </w:r>
+    </w:p>
+    <w:p>
+      <w:pPr>
+        <w:pStyle w:val="ListBullet"/>
+      </w:pPr>
+      <w:r>
+        <w:t>`checklist.md`</w:t>
+      </w:r>
+    </w:p>
+    <w:p>
+      <w:pPr>
+        <w:pStyle w:val="ListBullet"/>
+      </w:pPr>
+      <w:r>
+        <w:t>`run.sh`</w:t>
+      </w:r>
+    </w:p>
+    <w:p>
+      <w:pPr>
+        <w:pStyle w:val="ListBullet"/>
+      </w:pPr>
+      <w:r>
+        <w:t>`data/port-scan-findings.csv`</w:t>
+      </w:r>
+    </w:p>
+    <w:p>
       <w:pPr>
         <w:jc w:val="center"/>
       </w:pPr>
@@ -10498,6 +11879,61 @@
       </w:r>
     </w:p>
     <w:p>
+      <w:r>
+        <w:rPr>
+          <w:b/>
+          <w:color w:val="1F6FEB"/>
+          <w:sz w:val="22"/>
+        </w:rPr>
+        <w:t>Files provided with this lab</w:t>
+      </w:r>
+    </w:p>
+    <w:p>
+      <w:r>
+        <w:t>The lab folder ships these files so you do not have to retype long configurations. Every command is still shown in the steps below.</w:t>
+      </w:r>
+    </w:p>
+    <w:p>
+      <w:pPr>
+        <w:pStyle w:val="ListBullet"/>
+      </w:pPr>
+      <w:r>
+        <w:t>`checklist.md`</w:t>
+      </w:r>
+    </w:p>
+    <w:p>
+      <w:pPr>
+        <w:pStyle w:val="ListBullet"/>
+      </w:pPr>
+      <w:r>
+        <w:t>`cleanup.sh`</w:t>
+      </w:r>
+    </w:p>
+    <w:p>
+      <w:pPr>
+        <w:pStyle w:val="ListBullet"/>
+      </w:pPr>
+      <w:r>
+        <w:t>`local.rules`</w:t>
+      </w:r>
+    </w:p>
+    <w:p>
+      <w:pPr>
+        <w:pStyle w:val="ListBullet"/>
+      </w:pPr>
+      <w:r>
+        <w:t>`setup.sh`</w:t>
+      </w:r>
+    </w:p>
+    <w:p>
+      <w:pPr>
+        <w:pStyle w:val="ListBullet"/>
+      </w:pPr>
+      <w:r>
+        <w:t>`verify.sh`</w:t>
+      </w:r>
+    </w:p>
+    <w:p>
       <w:pPr>
         <w:jc w:val="center"/>
       </w:pPr>
@@ -10882,6 +12318,61 @@
       </w:r>
     </w:p>
     <w:p>
+      <w:r>
+        <w:rPr>
+          <w:b/>
+          <w:color w:val="1F6FEB"/>
+          <w:sz w:val="22"/>
+        </w:rPr>
+        <w:t>Files provided with this lab</w:t>
+      </w:r>
+    </w:p>
+    <w:p>
+      <w:r>
+        <w:t>The lab folder ships these files so you do not have to retype long configurations. Every command is still shown in the steps below.</w:t>
+      </w:r>
+    </w:p>
+    <w:p>
+      <w:pPr>
+        <w:pStyle w:val="ListBullet"/>
+      </w:pPr>
+      <w:r>
+        <w:t>`checklist.md`</w:t>
+      </w:r>
+    </w:p>
+    <w:p>
+      <w:pPr>
+        <w:pStyle w:val="ListBullet"/>
+      </w:pPr>
+      <w:r>
+        <w:t>`cleanup.sh`</w:t>
+      </w:r>
+    </w:p>
+    <w:p>
+      <w:pPr>
+        <w:pStyle w:val="ListBullet"/>
+      </w:pPr>
+      <w:r>
+        <w:t>`setup.sh`</w:t>
+      </w:r>
+    </w:p>
+    <w:p>
+      <w:pPr>
+        <w:pStyle w:val="ListBullet"/>
+      </w:pPr>
+      <w:r>
+        <w:t>`verify.sh`</w:t>
+      </w:r>
+    </w:p>
+    <w:p>
+      <w:pPr>
+        <w:pStyle w:val="ListBullet"/>
+      </w:pPr>
+      <w:r>
+        <w:t>`data/acl-plan.csv`</w:t>
+      </w:r>
+    </w:p>
+    <w:p>
       <w:pPr>
         <w:jc w:val="center"/>
       </w:pPr>
@@ -11313,6 +12804,45 @@
       </w:r>
     </w:p>
     <w:p>
+      <w:r>
+        <w:rPr>
+          <w:b/>
+          <w:color w:val="1F6FEB"/>
+          <w:sz w:val="22"/>
+        </w:rPr>
+        <w:t>Files provided with this lab</w:t>
+      </w:r>
+    </w:p>
+    <w:p>
+      <w:r>
+        <w:t>The lab folder ships these files so you do not have to retype long configurations. Every command is still shown in the steps below.</w:t>
+      </w:r>
+    </w:p>
+    <w:p>
+      <w:pPr>
+        <w:pStyle w:val="ListBullet"/>
+      </w:pPr>
+      <w:r>
+        <w:t>`checklist.md`</w:t>
+      </w:r>
+    </w:p>
+    <w:p>
+      <w:pPr>
+        <w:pStyle w:val="ListBullet"/>
+      </w:pPr>
+      <w:r>
+        <w:t>`run.sh`</w:t>
+      </w:r>
+    </w:p>
+    <w:p>
+      <w:pPr>
+        <w:pStyle w:val="ListBullet"/>
+      </w:pPr>
+      <w:r>
+        <w:t>`data/interface-errors.csv`</w:t>
+      </w:r>
+    </w:p>
+    <w:p>
       <w:pPr>
         <w:jc w:val="center"/>
       </w:pPr>
@@ -11655,6 +13185,45 @@
       </w:r>
     </w:p>
     <w:p>
+      <w:r>
+        <w:rPr>
+          <w:b/>
+          <w:color w:val="1F6FEB"/>
+          <w:sz w:val="22"/>
+        </w:rPr>
+        <w:t>Files provided with this lab</w:t>
+      </w:r>
+    </w:p>
+    <w:p>
+      <w:r>
+        <w:t>The lab folder ships these files so you do not have to retype long configurations. Every command is still shown in the steps below.</w:t>
+      </w:r>
+    </w:p>
+    <w:p>
+      <w:pPr>
+        <w:pStyle w:val="ListBullet"/>
+      </w:pPr>
+      <w:r>
+        <w:t>`checklist.md`</w:t>
+      </w:r>
+    </w:p>
+    <w:p>
+      <w:pPr>
+        <w:pStyle w:val="ListBullet"/>
+      </w:pPr>
+      <w:r>
+        <w:t>`run.sh`</w:t>
+      </w:r>
+    </w:p>
+    <w:p>
+      <w:pPr>
+        <w:pStyle w:val="ListBullet"/>
+      </w:pPr>
+      <w:r>
+        <w:t>`data/latency-log.csv`</w:t>
+      </w:r>
+    </w:p>
+    <w:p>
       <w:pPr>
         <w:jc w:val="center"/>
       </w:pPr>
@@ -11961,6 +13530,53 @@
       </w:r>
     </w:p>
     <w:p>
+      <w:r>
+        <w:rPr>
+          <w:b/>
+          <w:color w:val="1F6FEB"/>
+          <w:sz w:val="22"/>
+        </w:rPr>
+        <w:t>Files provided with this lab</w:t>
+      </w:r>
+    </w:p>
+    <w:p>
+      <w:r>
+        <w:t>The lab folder ships these files so you do not have to retype long configurations. Every command is still shown in the steps below.</w:t>
+      </w:r>
+    </w:p>
+    <w:p>
+      <w:pPr>
+        <w:pStyle w:val="ListBullet"/>
+      </w:pPr>
+      <w:r>
+        <w:t>`break.sh`</w:t>
+      </w:r>
+    </w:p>
+    <w:p>
+      <w:pPr>
+        <w:pStyle w:val="ListBullet"/>
+      </w:pPr>
+      <w:r>
+        <w:t>`checklist.md`</w:t>
+      </w:r>
+    </w:p>
+    <w:p>
+      <w:pPr>
+        <w:pStyle w:val="ListBullet"/>
+      </w:pPr>
+      <w:r>
+        <w:t>`cleanup.sh`</w:t>
+      </w:r>
+    </w:p>
+    <w:p>
+      <w:pPr>
+        <w:pStyle w:val="ListBullet"/>
+      </w:pPr>
+      <w:r>
+        <w:t>`verify.sh`</w:t>
+      </w:r>
+    </w:p>
+    <w:p>
       <w:pPr>
         <w:jc w:val="center"/>
       </w:pPr>
@@ -12277,6 +13893,45 @@
       </w:r>
     </w:p>
     <w:p>
+      <w:r>
+        <w:rPr>
+          <w:b/>
+          <w:color w:val="1F6FEB"/>
+          <w:sz w:val="22"/>
+        </w:rPr>
+        <w:t>Files provided with this lab</w:t>
+      </w:r>
+    </w:p>
+    <w:p>
+      <w:r>
+        <w:t>The lab folder ships these files so you do not have to retype long configurations. Every command is still shown in the steps below.</w:t>
+      </w:r>
+    </w:p>
+    <w:p>
+      <w:pPr>
+        <w:pStyle w:val="ListBullet"/>
+      </w:pPr>
+      <w:r>
+        <w:t>`checklist.md`</w:t>
+      </w:r>
+    </w:p>
+    <w:p>
+      <w:pPr>
+        <w:pStyle w:val="ListBullet"/>
+      </w:pPr>
+      <w:r>
+        <w:t>`run.sh`</w:t>
+      </w:r>
+    </w:p>
+    <w:p>
+      <w:pPr>
+        <w:pStyle w:val="ListBullet"/>
+      </w:pPr>
+      <w:r>
+        <w:t>`data/arp-table.csv`</w:t>
+      </w:r>
+    </w:p>
+    <w:p>
       <w:pPr>
         <w:jc w:val="center"/>
       </w:pPr>
@@ -12619,6 +14274,45 @@
       </w:r>
     </w:p>
     <w:p>
+      <w:r>
+        <w:rPr>
+          <w:b/>
+          <w:color w:val="1F6FEB"/>
+          <w:sz w:val="22"/>
+        </w:rPr>
+        <w:t>Files provided with this lab</w:t>
+      </w:r>
+    </w:p>
+    <w:p>
+      <w:r>
+        <w:t>The lab folder ships these files so you do not have to retype long configurations. Every command is still shown in the steps below.</w:t>
+      </w:r>
+    </w:p>
+    <w:p>
+      <w:pPr>
+        <w:pStyle w:val="ListBullet"/>
+      </w:pPr>
+      <w:r>
+        <w:t>`checklist.md`</w:t>
+      </w:r>
+    </w:p>
+    <w:p>
+      <w:pPr>
+        <w:pStyle w:val="ListBullet"/>
+      </w:pPr>
+      <w:r>
+        <w:t>`run.sh`</w:t>
+      </w:r>
+    </w:p>
+    <w:p>
+      <w:pPr>
+        <w:pStyle w:val="ListBullet"/>
+      </w:pPr>
+      <w:r>
+        <w:t>`verify.sh`</w:t>
+      </w:r>
+    </w:p>
+    <w:p>
       <w:pPr>
         <w:jc w:val="center"/>
       </w:pPr>
@@ -12993,6 +14687,45 @@
       </w:r>
     </w:p>
     <w:p>
+      <w:r>
+        <w:rPr>
+          <w:b/>
+          <w:color w:val="1F6FEB"/>
+          <w:sz w:val="22"/>
+        </w:rPr>
+        <w:t>Files provided with this lab</w:t>
+      </w:r>
+    </w:p>
+    <w:p>
+      <w:r>
+        <w:t>The lab folder ships these files so you do not have to retype long configurations. Every command is still shown in the steps below.</w:t>
+      </w:r>
+    </w:p>
+    <w:p>
+      <w:pPr>
+        <w:pStyle w:val="ListBullet"/>
+      </w:pPr>
+      <w:r>
+        <w:t>`checklist.md`</w:t>
+      </w:r>
+    </w:p>
+    <w:p>
+      <w:pPr>
+        <w:pStyle w:val="ListBullet"/>
+      </w:pPr>
+      <w:r>
+        <w:t>`cleanup.sh`</w:t>
+      </w:r>
+    </w:p>
+    <w:p>
+      <w:pPr>
+        <w:pStyle w:val="ListBullet"/>
+      </w:pPr>
+      <w:r>
+        <w:t>`run.sh`</w:t>
+      </w:r>
+    </w:p>
+    <w:p>
       <w:pPr>
         <w:jc w:val="center"/>
       </w:pPr>
@@ -13325,6 +15058,53 @@
       </w:r>
     </w:p>
     <w:p>
+      <w:r>
+        <w:rPr>
+          <w:b/>
+          <w:color w:val="1F6FEB"/>
+          <w:sz w:val="22"/>
+        </w:rPr>
+        <w:t>Files provided with this lab</w:t>
+      </w:r>
+    </w:p>
+    <w:p>
+      <w:r>
+        <w:t>The lab folder ships these files so you do not have to retype long configurations. Every command is still shown in the steps below.</w:t>
+      </w:r>
+    </w:p>
+    <w:p>
+      <w:pPr>
+        <w:pStyle w:val="ListBullet"/>
+      </w:pPr>
+      <w:r>
+        <w:t>`break.sh`</w:t>
+      </w:r>
+    </w:p>
+    <w:p>
+      <w:pPr>
+        <w:pStyle w:val="ListBullet"/>
+      </w:pPr>
+      <w:r>
+        <w:t>`checklist.md`</w:t>
+      </w:r>
+    </w:p>
+    <w:p>
+      <w:pPr>
+        <w:pStyle w:val="ListBullet"/>
+      </w:pPr>
+      <w:r>
+        <w:t>`cleanup.sh`</w:t>
+      </w:r>
+    </w:p>
+    <w:p>
+      <w:pPr>
+        <w:pStyle w:val="ListBullet"/>
+      </w:pPr>
+      <w:r>
+        <w:t>`verify.sh`</w:t>
+      </w:r>
+    </w:p>
+    <w:p>
       <w:pPr>
         <w:jc w:val="center"/>
       </w:pPr>
@@ -13667,6 +15447,53 @@
       </w:r>
     </w:p>
     <w:p>
+      <w:r>
+        <w:rPr>
+          <w:b/>
+          <w:color w:val="1F6FEB"/>
+          <w:sz w:val="22"/>
+        </w:rPr>
+        <w:t>Files provided with this lab</w:t>
+      </w:r>
+    </w:p>
+    <w:p>
+      <w:r>
+        <w:t>The lab folder ships these files so you do not have to retype long configurations. Every command is still shown in the steps below.</w:t>
+      </w:r>
+    </w:p>
+    <w:p>
+      <w:pPr>
+        <w:pStyle w:val="ListBullet"/>
+      </w:pPr>
+      <w:r>
+        <w:t>`checklist.md`</w:t>
+      </w:r>
+    </w:p>
+    <w:p>
+      <w:pPr>
+        <w:pStyle w:val="ListBullet"/>
+      </w:pPr>
+      <w:r>
+        <w:t>`cleanup.sh`</w:t>
+      </w:r>
+    </w:p>
+    <w:p>
+      <w:pPr>
+        <w:pStyle w:val="ListBullet"/>
+      </w:pPr>
+      <w:r>
+        <w:t>`run.sh`</w:t>
+      </w:r>
+    </w:p>
+    <w:p>
+      <w:pPr>
+        <w:pStyle w:val="ListBullet"/>
+      </w:pPr>
+      <w:r>
+        <w:t>`setup.sh`</w:t>
+      </w:r>
+    </w:p>
+    <w:p>
       <w:pPr>
         <w:jc w:val="center"/>
       </w:pPr>
@@ -14032,6 +15859,61 @@
     <w:p>
       <w:r>
         <w:t>A complete layer-by-layer triage of example.com:443 with a timing breakdown that names the slow phase.   (Tools: curl, netcat-openbsd, openssl.)</w:t>
+      </w:r>
+    </w:p>
+    <w:p>
+      <w:r>
+        <w:rPr>
+          <w:b/>
+          <w:color w:val="1F6FEB"/>
+          <w:sz w:val="22"/>
+        </w:rPr>
+        <w:t>Files provided with this lab</w:t>
+      </w:r>
+    </w:p>
+    <w:p>
+      <w:r>
+        <w:t>The lab folder ships these files so you do not have to retype long configurations. Every command is still shown in the steps below.</w:t>
+      </w:r>
+    </w:p>
+    <w:p>
+      <w:pPr>
+        <w:pStyle w:val="ListBullet"/>
+      </w:pPr>
+      <w:r>
+        <w:t>`break.sh`</w:t>
+      </w:r>
+    </w:p>
+    <w:p>
+      <w:pPr>
+        <w:pStyle w:val="ListBullet"/>
+      </w:pPr>
+      <w:r>
+        <w:t>`checklist.md`</w:t>
+      </w:r>
+    </w:p>
+    <w:p>
+      <w:pPr>
+        <w:pStyle w:val="ListBullet"/>
+      </w:pPr>
+      <w:r>
+        <w:t>`cleanup.sh`</w:t>
+      </w:r>
+    </w:p>
+    <w:p>
+      <w:pPr>
+        <w:pStyle w:val="ListBullet"/>
+      </w:pPr>
+      <w:r>
+        <w:t>`run.sh`</w:t>
+      </w:r>
+    </w:p>
+    <w:p>
+      <w:pPr>
+        <w:pStyle w:val="ListBullet"/>
+      </w:pPr>
+      <w:r>
+        <w:t>`troubleshooting-worksheet.md`</w:t>
       </w:r>
     </w:p>
     <w:p>
